--- a/paper/kbs/title_page.docx
+++ b/paper/kbs/title_page.docx
@@ -7,7 +7,7 @@
         <w:pStyle w:val="Heading1"/>
       </w:pPr>
       <w:r>
-        <w:t>Risk-certified class expansion through reference-anchored evidence alignment</w:t>
+        <w:t>Reference-anchored asymmetric class expansion with query-adaptive evidence alignment</w:t>
       </w:r>
     </w:p>
     <w:p>
